--- a/barlow/docs/finesst_proposal_v9.docx
+++ b/barlow/docs/finesst_proposal_v9.docx
@@ -125,7 +125,23 @@
           <w:color w:val="404040"/>
           <w:sz w:val="18"/>
         </w:rPr>
-        <w:t xml:space="preserve">Figure 1. Study area. (A) The McMurdo Dry Valleys within Antarctica (coastline: Natural Earth). (B) Hillshade of the study-area lidar DEM (1 m), showing the incised valley-floor channels this project measures; </w:t>
+        <w:t xml:space="preserve">Figure 1. Study area. (A) The McMurdo Dry Valleys within Antarctica (coastline: Natural Earth). (B) Hillshade of the study-area lidar DEM (1 m), showing the incised valley-floor channels this project measures</w:t>
+      </w:r>
+      <w:r>
+        <w:rPr>
+          <w:i/>
+          <w:color w:val="404040"/>
+          <w:sz w:val="18"/>
+        </w:rPr>
+        <w:t xml:space="preserve">.</w:t>
+      </w:r>
+      <w:r>
+        <w:rPr>
+          <w:i/>
+          <w:color w:val="404040"/>
+          <w:sz w:val="18"/>
+        </w:rPr>
+        <w:t xml:space="preserve"> </w:t>
       </w:r>
     </w:p>
     <w:p>
@@ -175,10 +191,19 @@
         <w:t xml:space="preserve">ML methodology </w:t>
       </w:r>
       <w:r>
+        <w:t xml:space="preserve">[5] </w:t>
+      </w:r>
+      <w:r>
         <w:t xml:space="preserve">that finds stream channels </w:t>
       </w:r>
       <w:r>
-        <w:t>using high resolution terrain</w:t>
+        <w:t xml:space="preserve">using high</w:t>
+      </w:r>
+      <w:r>
+        <w:t xml:space="preserve">-</w:t>
+      </w:r>
+      <w:r>
+        <w:t xml:space="preserve">resolution terrain</w:t>
       </w:r>
       <w:r>
         <w:t xml:space="preserve"> (elevation, slope, aspect)</w:t>
@@ -199,7 +224,13 @@
         </w:rPr>
       </w:pPr>
       <w:r>
-        <w:t>Initial verification that repeat acquisition and valley wide REMA (Reference Elevation Model of Antarctica) satellite DEMs [4] are precise and high-resolution enough to detect stream-corridor change once aligned to external control.</w:t>
+        <w:t xml:space="preserve">Initial verification that repeat</w:t>
+      </w:r>
+      <w:r>
+        <w:t xml:space="preserve">-acquisition airborne lidar and valley-</w:t>
+      </w:r>
+      <w:r>
+        <w:t xml:space="preserve">wide REMA (Reference Elevation Model of Antarctica) satellite DEMs [4] are precise and high-resolution enough to detect stream-corridor change once aligned to external control.</w:t>
       </w:r>
       <w:r/>
       <w:r/>
@@ -306,7 +337,31 @@
         </w:rPr>
       </w:pPr>
       <w:r>
-        <w:t>The 2001 baseline is NASA data — an airborne LiDAR swath never fully exploited for surface change – reference for this as well [8]. The project turns the airborne lidar, REMA satellite DEMs (corrected and controlled by airborne lidar and ICESat-2 observations) and reanalysis, into a continuing, uncertainty-calibrated record of climate-driven surface change in the Dry Valleys. The methods travel beyond the site to any elevation-differencing problem, including the surface-change records NASA missions such as ICESat-2 and NISAR produce. The analysis will also enable future change detection from the high resolution terrain observations resulting from the possible future Surface Topography and Vegetation (STV) observing system. The Dry Valleys are also the canonical terrestrial analog for cold-desert planetary surfaces such as Mars. The proposed research also develops the skills NASA's open-science strategy calls for: open geospatial data, machine learning on remote sensing, and honest uncertainty.</w:t>
+        <w:t xml:space="preserve">The </w:t>
+      </w:r>
+      <w:r>
+        <w:t xml:space="preserve">proposed research is relevant to NASA’s Earth Science Division — most directly the Cryospheric Sciences and Terrestrial Hydrology programs, which support research on cold-region surface change and meltwater hydrology. The </w:t>
+      </w:r>
+      <w:r>
+        <w:t xml:space="preserve">2001 baseline is NASA data — an airborne </w:t>
+      </w:r>
+      <w:r>
+        <w:t xml:space="preserve">lidar</w:t>
+      </w:r>
+      <w:r>
+        <w:t xml:space="preserve"> swath never fully exploited for surface change </w:t>
+      </w:r>
+      <w:r>
+        <w:t xml:space="preserve">[8]. The project turns the airborne lidar, REMA satellite DEMs (corrected and controlled by airborne lidar and ICESat-2 observations) and reanalysis</w:t>
+      </w:r>
+      <w:r>
+        <w:t xml:space="preserve"> into a continuing, uncertainty-calibrated record of climate-driven surface change in the Dry Valleys. The methods travel beyond the site to any elevation-differencing problem, including the surface-change records NASA missions such as ICESat-2 and NISAR produce. The analysis will also enable future change detection from the high</w:t>
+      </w:r>
+      <w:r>
+        <w:t xml:space="preserve">-</w:t>
+      </w:r>
+      <w:r>
+        <w:t xml:space="preserve">resolution terrain observations resulting from the possible future Surface Topography and Vegetation (STV) observing system. The Dry Valleys are also the canonical terrestrial analog for cold-desert planetary surfaces such as Mars. The proposed research also develops the skills NASA's open-science strategy calls for: open geospatial data, machine learning on remote sensing, and honest uncertainty.</w:t>
       </w:r>
       <w:r/>
       <w:r/>
@@ -368,7 +423,19 @@
         </w:numPr>
       </w:pPr>
       <w:r>
-        <w:t>Attribution. Determination of which climate drivers control each stream's rate of geomorphic change. Candidate drivers — air temperature, incoming sunlight, meltwater discharge, glacial mass balance, and summer thaw — come from the McMurdo Dry Valleys LTER network (meteorology, stream gauges, glacier mass balance, and soil climate) [6], with ERA5 [7] and AMPS reanalysis filling coverage gaps. We hypothesize that melt energy will predict sediment movement better than water volume alone. The hypothesis is testable: if discharge alone correlates with channel migration rate then the hypothesis fails.</w:t>
+        <w:t xml:space="preserve">Attribution. Determination of which climate drivers control each stream's rate of geomorphic change. Candidate drivers — air temperature, incoming sunlight, meltwater discharge, glacial mass balance, and summer thaw — come from the McMurdo Dry Valleys LTER network (meteorology, stream gauges, glacier mass balance, and soil climate) [6], with ERA5 [7] and AMPS reanalysis filling coverage gaps. We hypothesize that melt energy will predict </w:t>
+      </w:r>
+      <w:r>
+        <w:t xml:space="preserve">channel change</w:t>
+      </w:r>
+      <w:r>
+        <w:t xml:space="preserve"> better than water volume alone. The hypothesis is testable: if discharge alone </w:t>
+      </w:r>
+      <w:r>
+        <w:t xml:space="preserve">predicts channel migration as well as or better than melt energy,</w:t>
+      </w:r>
+      <w:r>
+        <w:t xml:space="preserve"> the hypothesis fails.</w:t>
       </w:r>
       <w:r/>
       <w:r/>
@@ -422,8 +489,13 @@
         <w:ind w:left="720"/>
       </w:pPr>
       <w:r>
-        <w:lastRenderedPageBreak/>
-        <w:t>The satellite record past 2014 exists only on the free REMA DEM, whose elevations are tricky to combine with LiDAR in terrain-dependent ways. Correcting that is part of the method, not a chief objective.</w:t>
+        <w:t xml:space="preserve">The satellite record past 2014 exists only on the free REMA DEM, whose elevations are tricky to combine with </w:t>
+      </w:r>
+      <w:r>
+        <w:t xml:space="preserve">lidar</w:t>
+      </w:r>
+      <w:r>
+        <w:t xml:space="preserve"> in terrain-dependent ways. Correcting that is part of the method, not a chief objective.</w:t>
       </w:r>
     </w:p>
     <w:p>
@@ -655,7 +727,13 @@
         </w:numPr>
       </w:pPr>
       <w:r>
-        <w:t>As mentioned before, I measure the REMA-minus-LiDAR difference over stable ground, model it against slope and aspect, and remove that bias before mixing the two sensors in any differencing.</w:t>
+        <w:t xml:space="preserve">As mentioned before, I measure the REMA-minus-</w:t>
+      </w:r>
+      <w:r>
+        <w:t xml:space="preserve">lidar</w:t>
+      </w:r>
+      <w:r>
+        <w:t xml:space="preserve"> difference over stable ground, model it against slope and aspect, and remove that bias before mixing the two sensors in any differencing.</w:t>
       </w:r>
     </w:p>
     <w:p>
@@ -664,7 +742,14 @@
           <w:b/>
           <w:sz w:val="24"/>
         </w:rPr>
-        <w:t>Objective 3</w:t>
+        <w:t xml:space="preserve">Objective 3</w:t>
+      </w:r>
+      <w:r>
+        <w:rPr>
+          <w:b/>
+          <w:sz w:val="24"/>
+        </w:rPr>
+        <w:t xml:space="preserve">:</w:t>
       </w:r>
     </w:p>
     <w:p>
@@ -702,7 +787,13 @@
     </w:p>
     <w:p>
       <w:r>
-        <w:t>Note that all methods use robust statistics, since elevation errors here are heavy-tailed and an ordinary standard deviation would be thrown off by a few blunders. The noise scale throughout is the NMAD (1.4826 times the median absolute deviation from the median). For a single surface the detection floor is LOD95 = 1.96 x NMAD; since a difference subtracts two noisy surfaces, their NMADs add in quadrature, so the differencing floor is 1.96 x sqrt(NMAD1^2 + NMAD2^2), the change that noise alone clears only 5% of the time. Everything (DEMs, channel outlines, driver fields) is reprojected to one common Antarctic polar-stereographic grid (EPSG:3294) first, and the two lidar epochs (2 m and 1 m native) are resampled to a shared cell size before differencing.</w:t>
+        <w:t xml:space="preserve">Note that all methods use robust statistics</w:t>
+      </w:r>
+      <w:r>
+        <w:t xml:space="preserve"> [3]</w:t>
+      </w:r>
+      <w:r>
+        <w:t xml:space="preserve">, since elevation errors here are heavy-tailed and an ordinary standard deviation would be thrown off by a few blunders. The noise scale throughout is the NMAD (1.4826 times the median absolute deviation from the median). For a single surface the detection floor is LOD95 = 1.96 x NMAD; since a difference subtracts two noisy surfaces, their NMADs add in quadrature, so the differencing floor is 1.96 x sqrt(NMAD1^2 + NMAD2^2), the change that noise alone clears only 5% of the time. Everything (DEMs, channel outlines, driver fields) is reprojected to one common Antarctic polar-stereographic grid (EPSG:3294) first, and the two lidar epochs (2 m and 1 m native) are resampled to a shared cell size before differencing.</w:t>
       </w:r>
     </w:p>
     <w:p>
@@ -724,7 +815,10 @@
         <w:t>All data is free</w:t>
       </w:r>
       <w:r>
-        <w:t>ly available, or has been given with permission from the author.</w:t>
+        <w:t xml:space="preserve">ly available</w:t>
+      </w:r>
+      <w:r>
+        <w:t xml:space="preserve"> or has been given with permission from the author.</w:t>
       </w:r>
     </w:p>
     <w:tbl>
@@ -1389,7 +1483,13 @@
     </w:p>
     <w:p>
       <w:r>
-        <w:t>The signal may be weak. With roughly 20 gauged streams and only 3 epochs, the sample is small. If no driver clearly outperforms another, the deliverable becomes a rigorous null result with calibrated uncertainty — useful, if less exciting. The risk is to impact, not feasibility.</w:t>
+        <w:t xml:space="preserve">The signal may be weak. With </w:t>
+      </w:r>
+      <w:r>
+        <w:t xml:space="preserve">21</w:t>
+      </w:r>
+      <w:r>
+        <w:t xml:space="preserve"> gauged streams and only 3 epochs, the sample is small. If no driver clearly outperforms another, the deliverable becomes a rigorous null result with calibrated uncertainty — useful, if less exciting. The risk is to impact, not feasibility.</w:t>
       </w:r>
     </w:p>
     <w:p>
@@ -1436,7 +1536,13 @@
     </w:p>
     <w:p>
       <w:r>
-        <w:t>Even so, the proposal is worth doing. The MDV streams are the most direct, measurable climate response in one of Earth's most stable landscapes, and the data — two LiDAR epochs, a satellite record, and LTER station records — already exist and are free.</w:t>
+        <w:t xml:space="preserve">Even so, the proposal is worth doing. The MDV streams are the most direct, measurable climate response in one of Earth's most stable landscapes, and the data — two </w:t>
+      </w:r>
+      <w:r>
+        <w:t xml:space="preserve">lidar</w:t>
+      </w:r>
+      <w:r>
+        <w:t xml:space="preserve"> epochs, a satellite record, and LTER station records — already exist and are free.</w:t>
       </w:r>
     </w:p>
     <w:p/>
@@ -1912,7 +2018,19 @@
         <w:rPr>
           <w:rFonts w:ascii="Calibri" w:hAnsi="Calibri"/>
         </w:rPr>
-        <w:t>[8] Schenk, T., Csatho, B., Ahn, Y., Yoon, T., Shin, S. W., &amp; Huh, K. I. (2004). DEM generation from the Antarctic LiDAR data: Site report. US Geological Survey.</w:t>
+        <w:t xml:space="preserve">[8] Schenk, T., Csatho, B., Ahn, Y., Yoon, T., Shin, S. W., &amp; Huh, K. I. (2004). DEM generation from the Antarctic </w:t>
+      </w:r>
+      <w:r>
+        <w:rPr>
+          <w:rFonts w:ascii="Calibri" w:hAnsi="Calibri"/>
+        </w:rPr>
+        <w:t xml:space="preserve">lidar</w:t>
+      </w:r>
+      <w:r>
+        <w:rPr>
+          <w:rFonts w:ascii="Calibri" w:hAnsi="Calibri"/>
+        </w:rPr>
+        <w:t xml:space="preserve"> data: Site report. US Geological Survey.</w:t>
       </w:r>
       <w:r>
         <w:rPr>
@@ -1934,7 +2052,19 @@
         <w:rPr>
           <w:rFonts w:ascii="Calibri" w:hAnsi="Calibri"/>
         </w:rPr>
-        <w:t>[9] Fountain, A. G., et al. (1999). Physical controls on the Taylor Valley ecosystem, Antarctica. BioScience 49(12):961-971.</w:t>
+        <w:t xml:space="preserve">[9] Fountain, A. G., et al. (1999). Physical controls on the Taylor Valley ecosystem, Antarctica. BioScience 49(12):961</w:t>
+      </w:r>
+      <w:r>
+        <w:rPr>
+          <w:rFonts w:ascii="Calibri" w:hAnsi="Calibri"/>
+        </w:rPr>
+        <w:t xml:space="preserve">–</w:t>
+      </w:r>
+      <w:r>
+        <w:rPr>
+          <w:rFonts w:ascii="Calibri" w:hAnsi="Calibri"/>
+        </w:rPr>
+        <w:t xml:space="preserve">971.</w:t>
       </w:r>
       <w:r>
         <w:rPr>

--- a/barlow/docs/finesst_proposal_v9.docx
+++ b/barlow/docs/finesst_proposal_v9.docx
@@ -80,7 +80,7 @@
         </w:rPr>
         <w:drawing>
           <wp:inline distT="0" distB="0" distL="0" distR="0" wp14:anchorId="64234BB5" wp14:editId="391C5956">
-            <wp:extent cx="5486400" cy="2706624"/>
+            <wp:extent cx="4663440" cy="2300630"/>
             <wp:effectExtent l="0" t="0" r="0" b="0"/>
             <wp:docPr id="1" name="Picture 1"/>
             <wp:cNvGraphicFramePr>
@@ -102,7 +102,7 @@
                   <pic:spPr>
                     <a:xfrm>
                       <a:off x="0" y="0"/>
-                      <a:ext cx="5486400" cy="2706624"/>
+                      <a:ext cx="4663440" cy="2300630"/>
                     </a:xfrm>
                     <a:prstGeom prst="rect">
                       <a:avLst/>
@@ -123,7 +123,7 @@
         <w:rPr>
           <w:i/>
           <w:color w:val="404040"/>
-          <w:sz w:val="18"/>
+          <w:sz w:val="24"/>
         </w:rPr>
         <w:t xml:space="preserve">Figure 1. Study area. (A) The McMurdo Dry Valleys within Antarctica (coastline: Natural Earth). (B) Hillshade of the study-area lidar DEM (1 m), showing the incised valley-floor channels this project measures</w:t>
       </w:r>
@@ -131,7 +131,7 @@
         <w:rPr>
           <w:i/>
           <w:color w:val="404040"/>
-          <w:sz w:val="18"/>
+          <w:sz w:val="24"/>
         </w:rPr>
         <w:t xml:space="preserve">.</w:t>
       </w:r>
@@ -139,7 +139,7 @@
         <w:rPr>
           <w:i/>
           <w:color w:val="404040"/>
-          <w:sz w:val="18"/>
+          <w:sz w:val="24"/>
         </w:rPr>
         <w:t xml:space="preserve"> </w:t>
       </w:r>
@@ -311,8 +311,8 @@
         <w:rPr>
           <w:rStyle w:val="CommentReference"/>
           <w:b/>
-          <w:sz w:val="22"/>
-          <w:szCs w:val="22"/>
+          <w:sz w:val="24"/>
+          <w:szCs w:val="24"/>
         </w:rPr>
       </w:r>
     </w:p>
@@ -447,8 +447,8 @@
       <w:r>
         <w:rPr>
           <w:rStyle w:val="CommentReference"/>
-          <w:sz w:val="22"/>
-          <w:szCs w:val="22"/>
+          <w:sz w:val="24"/>
+          <w:szCs w:val="24"/>
         </w:rPr>
       </w:r>
       <w:r/>
@@ -479,8 +479,8 @@
       <w:r>
         <w:rPr>
           <w:rStyle w:val="CommentReference"/>
-          <w:sz w:val="22"/>
-          <w:szCs w:val="22"/>
+          <w:sz w:val="24"/>
+          <w:szCs w:val="24"/>
         </w:rPr>
       </w:r>
     </w:p>
@@ -514,8 +514,8 @@
       <w:r>
         <w:rPr>
           <w:rStyle w:val="CommentReference"/>
-          <w:sz w:val="22"/>
-          <w:szCs w:val="22"/>
+          <w:sz w:val="24"/>
+          <w:szCs w:val="24"/>
         </w:rPr>
       </w:r>
     </w:p>
@@ -548,7 +548,7 @@
         </w:rPr>
         <w:drawing>
           <wp:inline distT="0" distB="0" distL="0" distR="0" wp14:anchorId="0F9C1861" wp14:editId="725FF66F">
-            <wp:extent cx="5486400" cy="3830432"/>
+            <wp:extent cx="4663440" cy="3255867"/>
             <wp:effectExtent l="0" t="0" r="0" b="0"/>
             <wp:docPr id="2" name="Picture 2"/>
             <wp:cNvGraphicFramePr>
@@ -570,7 +570,7 @@
                   <pic:spPr>
                     <a:xfrm>
                       <a:off x="0" y="0"/>
-                      <a:ext cx="5486400" cy="3830432"/>
+                      <a:ext cx="4663440" cy="3255867"/>
                     </a:xfrm>
                     <a:prstGeom prst="rect">
                       <a:avLst/>
@@ -592,7 +592,7 @@
         <w:rPr>
           <w:i/>
           <w:color w:val="404040"/>
-          <w:sz w:val="18"/>
+          <w:sz w:val="24"/>
         </w:rPr>
         <w:t>Figure 2. Planned detection-to-attribution workflow: three DEM epochs, co-registration to airborne-lidar and ICESat-2 control, DEM-of-Difference, per-pixel detection floor, then the O1 (channel), O2 (stream-corridor), and O3 (uncertainty) objectives. Method schematic; no results shown.</w:t>
       </w:r>
@@ -602,15 +602,15 @@
           <w:rStyle w:val="CommentReference"/>
           <w:i/>
           <w:color w:val="404040"/>
-          <w:sz w:val="18"/>
-          <w:szCs w:val="22"/>
+          <w:sz w:val="24"/>
+          <w:szCs w:val="24"/>
         </w:rPr>
       </w:r>
       <w:r>
         <w:rPr>
           <w:i/>
           <w:color w:val="404040"/>
-          <w:sz w:val="18"/>
+          <w:sz w:val="24"/>
         </w:rPr>
       </w:r>
     </w:p>
@@ -779,8 +779,8 @@
       <w:r>
         <w:rPr>
           <w:rStyle w:val="CommentReference"/>
-          <w:sz w:val="22"/>
-          <w:szCs w:val="22"/>
+          <w:sz w:val="24"/>
+          <w:szCs w:val="24"/>
         </w:rPr>
         <w:commentReference w:id="95"/>
       </w:r>
@@ -848,7 +848,7 @@
             </w:pPr>
             <w:r>
               <w:rPr>
-                <w:rFonts w:ascii="Calibri" w:hAnsi="Calibri"/>
+                <w:rFonts w:ascii="Times New Roman" w:hAnsi="Times New Roman"/>
                 <w:b/>
                 <w:sz w:val="18"/>
               </w:rPr>
@@ -867,7 +867,7 @@
             </w:pPr>
             <w:r>
               <w:rPr>
-                <w:rFonts w:ascii="Calibri" w:hAnsi="Calibri"/>
+                <w:rFonts w:ascii="Times New Roman" w:hAnsi="Times New Roman"/>
                 <w:b/>
                 <w:sz w:val="18"/>
               </w:rPr>
@@ -886,7 +886,7 @@
             </w:pPr>
             <w:r>
               <w:rPr>
-                <w:rFonts w:ascii="Calibri" w:hAnsi="Calibri"/>
+                <w:rFonts w:ascii="Times New Roman" w:hAnsi="Times New Roman"/>
                 <w:b/>
                 <w:sz w:val="18"/>
               </w:rPr>
@@ -909,7 +909,7 @@
             </w:pPr>
             <w:r>
               <w:rPr>
-                <w:rFonts w:ascii="Calibri" w:hAnsi="Calibri"/>
+                <w:rFonts w:ascii="Times New Roman" w:hAnsi="Times New Roman"/>
                 <w:sz w:val="18"/>
               </w:rPr>
               <w:t>2001 airborne lidar DEM (2 m)</w:t>
@@ -926,7 +926,7 @@
             </w:pPr>
             <w:r>
               <w:rPr>
-                <w:rFonts w:ascii="Calibri" w:hAnsi="Calibri"/>
+                <w:rFonts w:ascii="Times New Roman" w:hAnsi="Times New Roman"/>
                 <w:sz w:val="18"/>
               </w:rPr>
               <w:t>NASA ATM via USGS ScienceBase</w:t>
@@ -943,7 +943,7 @@
             </w:pPr>
             <w:r>
               <w:rPr>
-                <w:rFonts w:ascii="Calibri" w:hAnsi="Calibri"/>
+                <w:rFonts w:ascii="Times New Roman" w:hAnsi="Times New Roman"/>
                 <w:sz w:val="18"/>
               </w:rPr>
               <w:t>public, free</w:t>
@@ -965,7 +965,7 @@
             </w:pPr>
             <w:r>
               <w:rPr>
-                <w:rFonts w:ascii="Calibri" w:hAnsi="Calibri"/>
+                <w:rFonts w:ascii="Times New Roman" w:hAnsi="Times New Roman"/>
                 <w:sz w:val="18"/>
               </w:rPr>
               <w:t>2014 airborne lidar DEM (1 m) + point cloud</w:t>
@@ -982,7 +982,7 @@
             </w:pPr>
             <w:r>
               <w:rPr>
-                <w:rFonts w:ascii="Calibri" w:hAnsi="Calibri"/>
+                <w:rFonts w:ascii="Times New Roman" w:hAnsi="Times New Roman"/>
                 <w:sz w:val="18"/>
               </w:rPr>
               <w:t>NCALM via OpenTopography</w:t>
@@ -999,7 +999,7 @@
             </w:pPr>
             <w:r>
               <w:rPr>
-                <w:rFonts w:ascii="Calibri" w:hAnsi="Calibri"/>
+                <w:rFonts w:ascii="Times New Roman" w:hAnsi="Times New Roman"/>
                 <w:sz w:val="18"/>
               </w:rPr>
               <w:t>public, free</w:t>
@@ -1021,7 +1021,7 @@
             </w:pPr>
             <w:r>
               <w:rPr>
-                <w:rFonts w:ascii="Calibri" w:hAnsi="Calibri"/>
+                <w:rFonts w:ascii="Times New Roman" w:hAnsi="Times New Roman"/>
                 <w:sz w:val="18"/>
               </w:rPr>
               <w:t>REMA satellite DEM (2 m, 2021–23)</w:t>
@@ -1038,7 +1038,7 @@
             </w:pPr>
             <w:r>
               <w:rPr>
-                <w:rFonts w:ascii="Calibri" w:hAnsi="Calibri"/>
+                <w:rFonts w:ascii="Times New Roman" w:hAnsi="Times New Roman"/>
                 <w:sz w:val="18"/>
               </w:rPr>
               <w:t>Polar Geospatial Center / AWS</w:t>
@@ -1055,7 +1055,7 @@
             </w:pPr>
             <w:r>
               <w:rPr>
-                <w:rFonts w:ascii="Calibri" w:hAnsi="Calibri"/>
+                <w:rFonts w:ascii="Times New Roman" w:hAnsi="Times New Roman"/>
                 <w:sz w:val="18"/>
               </w:rPr>
               <w:t>public, free</w:t>
@@ -1077,7 +1077,7 @@
             </w:pPr>
             <w:r>
               <w:rPr>
-                <w:rFonts w:ascii="Calibri" w:hAnsi="Calibri"/>
+                <w:rFonts w:ascii="Times New Roman" w:hAnsi="Times New Roman"/>
                 <w:sz w:val="18"/>
               </w:rPr>
               <w:t>Stream discharge, 21 gauges (daily)</w:t>
@@ -1094,7 +1094,7 @@
             </w:pPr>
             <w:r>
               <w:rPr>
-                <w:rFonts w:ascii="Calibri" w:hAnsi="Calibri"/>
+                <w:rFonts w:ascii="Times New Roman" w:hAnsi="Times New Roman"/>
                 <w:sz w:val="18"/>
               </w:rPr>
               <w:t>MCM-LTER via EDI</w:t>
@@ -1111,7 +1111,7 @@
             </w:pPr>
             <w:r>
               <w:rPr>
-                <w:rFonts w:ascii="Calibri" w:hAnsi="Calibri"/>
+                <w:rFonts w:ascii="Times New Roman" w:hAnsi="Times New Roman"/>
                 <w:sz w:val="18"/>
               </w:rPr>
               <w:t>public, free</w:t>
@@ -1133,7 +1133,7 @@
             </w:pPr>
             <w:r>
               <w:rPr>
-                <w:rFonts w:ascii="Calibri" w:hAnsi="Calibri"/>
+                <w:rFonts w:ascii="Times New Roman" w:hAnsi="Times New Roman"/>
                 <w:sz w:val="18"/>
               </w:rPr>
               <w:lastRenderedPageBreak/>
@@ -1151,7 +1151,7 @@
             </w:pPr>
             <w:r>
               <w:rPr>
-                <w:rFonts w:ascii="Calibri" w:hAnsi="Calibri"/>
+                <w:rFonts w:ascii="Times New Roman" w:hAnsi="Times New Roman"/>
                 <w:sz w:val="18"/>
               </w:rPr>
               <w:t>MCM-LTER via EDI</w:t>
@@ -1168,7 +1168,7 @@
             </w:pPr>
             <w:r>
               <w:rPr>
-                <w:rFonts w:ascii="Calibri" w:hAnsi="Calibri"/>
+                <w:rFonts w:ascii="Times New Roman" w:hAnsi="Times New Roman"/>
                 <w:sz w:val="18"/>
               </w:rPr>
               <w:t>public, free</w:t>
@@ -1190,7 +1190,7 @@
             </w:pPr>
             <w:r>
               <w:rPr>
-                <w:rFonts w:ascii="Calibri" w:hAnsi="Calibri"/>
+                <w:rFonts w:ascii="Times New Roman" w:hAnsi="Times New Roman"/>
                 <w:sz w:val="18"/>
               </w:rPr>
               <w:t>ERA5 reanalysis; AMPS Antarctic weather model</w:t>
@@ -1207,7 +1207,7 @@
             </w:pPr>
             <w:r>
               <w:rPr>
-                <w:rFonts w:ascii="Calibri" w:hAnsi="Calibri"/>
+                <w:rFonts w:ascii="Times New Roman" w:hAnsi="Times New Roman"/>
                 <w:sz w:val="18"/>
               </w:rPr>
               <w:t>Copernicus CDS; NCAR GDEX</w:t>
@@ -1224,7 +1224,7 @@
             </w:pPr>
             <w:r>
               <w:rPr>
-                <w:rFonts w:ascii="Calibri" w:hAnsi="Calibri"/>
+                <w:rFonts w:ascii="Times New Roman" w:hAnsi="Times New Roman"/>
                 <w:sz w:val="18"/>
               </w:rPr>
               <w:t>public, free</w:t>
@@ -1247,7 +1247,7 @@
             <w:commentRangeStart w:id="96"/>
             <w:r>
               <w:rPr>
-                <w:rFonts w:ascii="Calibri" w:hAnsi="Calibri"/>
+                <w:rFonts w:ascii="Times New Roman" w:hAnsi="Times New Roman"/>
                 <w:sz w:val="18"/>
               </w:rPr>
               <w:t>Stream channel outlines (labels)</w:t>
@@ -1264,7 +1264,7 @@
             </w:pPr>
             <w:r>
               <w:rPr>
-                <w:rFonts w:ascii="Calibri" w:hAnsi="Calibri"/>
+                <w:rFonts w:ascii="Times New Roman" w:hAnsi="Times New Roman"/>
                 <w:sz w:val="18"/>
               </w:rPr>
               <w:t>MCM-LTER via EDI</w:t>
@@ -1281,7 +1281,7 @@
             </w:pPr>
             <w:r>
               <w:rPr>
-                <w:rFonts w:ascii="Calibri" w:hAnsi="Calibri"/>
+                <w:rFonts w:ascii="Times New Roman" w:hAnsi="Times New Roman"/>
                 <w:sz w:val="18"/>
               </w:rPr>
               <w:t>public, free</w:t>
@@ -1290,8 +1290,8 @@
             <w:r>
               <w:rPr>
                 <w:rStyle w:val="CommentReference"/>
-                <w:sz w:val="22"/>
-                <w:szCs w:val="22"/>
+                <w:sz w:val="24"/>
+                <w:szCs w:val="24"/>
               </w:rPr>
               <w:commentReference w:id="96"/>
             </w:r>
@@ -1312,7 +1312,7 @@
             </w:pPr>
             <w:r>
               <w:rPr>
-                <w:rFonts w:ascii="Calibri" w:hAnsi="Calibri"/>
+                <w:rFonts w:ascii="Times New Roman" w:hAnsi="Times New Roman"/>
                 <w:sz w:val="18"/>
               </w:rPr>
               <w:t>The prior dissertation's hand-digitized training tiles</w:t>
@@ -1329,7 +1329,7 @@
             </w:pPr>
             <w:r>
               <w:rPr>
-                <w:rFonts w:ascii="Calibri" w:hAnsi="Calibri"/>
+                <w:rFonts w:ascii="Times New Roman" w:hAnsi="Times New Roman"/>
                 <w:sz w:val="18"/>
               </w:rPr>
               <w:t>dissertation author</w:t>
@@ -1346,7 +1346,7 @@
             </w:pPr>
             <w:r>
               <w:rPr>
-                <w:rFonts w:ascii="Calibri" w:hAnsi="Calibri"/>
+                <w:rFonts w:ascii="Times New Roman" w:hAnsi="Times New Roman"/>
                 <w:sz w:val="18"/>
               </w:rPr>
               <w:t>acquired directly from the author</w:t>
@@ -1361,6 +1361,10 @@
           </w:tcPr>
           <w:p>
             <w:r>
+              <w:rPr>
+                <w:sz w:val="18"/>
+                <w:szCs w:val="18"/>
+              </w:rPr>
               <w:t>ICESat-2 elevation (external control)</w:t>
             </w:r>
           </w:p>
@@ -1371,6 +1375,10 @@
           </w:tcPr>
           <w:p>
             <w:r>
+              <w:rPr>
+                <w:sz w:val="18"/>
+                <w:szCs w:val="18"/>
+              </w:rPr>
               <w:t>NASA NSIDC DAAC</w:t>
             </w:r>
           </w:p>
@@ -1381,6 +1389,10 @@
           </w:tcPr>
           <w:p>
             <w:r>
+              <w:rPr>
+                <w:sz w:val="18"/>
+                <w:szCs w:val="18"/>
+              </w:rPr>
               <w:t>public, free</w:t>
             </w:r>
           </w:p>
@@ -1411,8 +1423,8 @@
       <w:r>
         <w:rPr>
           <w:rStyle w:val="CommentReference"/>
-          <w:sz w:val="22"/>
-          <w:szCs w:val="22"/>
+          <w:sz w:val="24"/>
+          <w:szCs w:val="24"/>
         </w:rPr>
       </w:r>
     </w:p>
@@ -1448,8 +1460,8 @@
       <w:r>
         <w:rPr>
           <w:rStyle w:val="CommentReference"/>
-          <w:sz w:val="22"/>
-          <w:szCs w:val="22"/>
+          <w:sz w:val="24"/>
+          <w:szCs w:val="24"/>
         </w:rPr>
       </w:r>
     </w:p>
@@ -1583,7 +1595,7 @@
             </w:pPr>
             <w:r>
               <w:rPr>
-                <w:rFonts w:ascii="Calibri" w:hAnsi="Calibri"/>
+                <w:rFonts w:ascii="Times New Roman" w:hAnsi="Times New Roman"/>
                 <w:b/>
                 <w:sz w:val="18"/>
               </w:rPr>
@@ -1602,7 +1614,7 @@
             </w:pPr>
             <w:r>
               <w:rPr>
-                <w:rFonts w:ascii="Calibri" w:hAnsi="Calibri"/>
+                <w:rFonts w:ascii="Times New Roman" w:hAnsi="Times New Roman"/>
                 <w:b/>
                 <w:sz w:val="18"/>
               </w:rPr>
@@ -1621,7 +1633,7 @@
             </w:pPr>
             <w:r>
               <w:rPr>
-                <w:rFonts w:ascii="Calibri" w:hAnsi="Calibri"/>
+                <w:rFonts w:ascii="Times New Roman" w:hAnsi="Times New Roman"/>
                 <w:b/>
                 <w:sz w:val="18"/>
               </w:rPr>
@@ -1644,7 +1656,7 @@
             </w:pPr>
             <w:r>
               <w:rPr>
-                <w:rFonts w:ascii="Calibri" w:hAnsi="Calibri"/>
+                <w:rFonts w:ascii="Times New Roman" w:hAnsi="Times New Roman"/>
                 <w:sz w:val="18"/>
               </w:rPr>
               <w:t>Stage  1</w:t>
@@ -1661,7 +1673,7 @@
             </w:pPr>
             <w:r>
               <w:rPr>
-                <w:rFonts w:ascii="Calibri" w:hAnsi="Calibri"/>
+                <w:rFonts w:ascii="Times New Roman" w:hAnsi="Times New Roman"/>
                 <w:sz w:val="18"/>
               </w:rPr>
               <w:t>Rebuild the change-detection chain from public data; harmonize driver records per stream; secure or rebuild training labels; first attribution model (Taylor Valley)</w:t>
@@ -1678,7 +1690,7 @@
             </w:pPr>
             <w:r>
               <w:rPr>
-                <w:rFonts w:ascii="Calibri" w:hAnsi="Calibri"/>
+                <w:rFonts w:ascii="Times New Roman" w:hAnsi="Times New Roman"/>
                 <w:sz w:val="18"/>
               </w:rPr>
               <w:t>Attribution manuscript drafted; labeled training set archived</w:t>
@@ -1700,7 +1712,7 @@
             </w:pPr>
             <w:r>
               <w:rPr>
-                <w:rFonts w:ascii="Calibri" w:hAnsi="Calibri"/>
+                <w:rFonts w:ascii="Times New Roman" w:hAnsi="Times New Roman"/>
                 <w:sz w:val="18"/>
               </w:rPr>
               <w:t>Stage 2</w:t>
@@ -1717,7 +1729,7 @@
             </w:pPr>
             <w:r>
               <w:rPr>
-                <w:rFonts w:ascii="Calibri" w:hAnsi="Calibri"/>
+                <w:rFonts w:ascii="Times New Roman" w:hAnsi="Times New Roman"/>
                 <w:sz w:val="18"/>
               </w:rPr>
               <w:t>Stream-corridor process attribution (O2), gated by the O3 thresholds; driver tests per change type; sensor-disagreement correction</w:t>
@@ -1734,7 +1746,7 @@
             </w:pPr>
             <w:r>
               <w:rPr>
-                <w:rFonts w:ascii="Calibri" w:hAnsi="Calibri"/>
+                <w:rFonts w:ascii="Times New Roman" w:hAnsi="Times New Roman"/>
                 <w:sz w:val="18"/>
               </w:rPr>
               <w:t>Process-classification paper; AGU presentation</w:t>
@@ -1756,7 +1768,7 @@
             </w:pPr>
             <w:r>
               <w:rPr>
-                <w:rFonts w:ascii="Calibri" w:hAnsi="Calibri"/>
+                <w:rFonts w:ascii="Times New Roman" w:hAnsi="Times New Roman"/>
                 <w:sz w:val="18"/>
               </w:rPr>
               <w:t>Stage 3</w:t>
@@ -1773,7 +1785,7 @@
             </w:pPr>
             <w:r>
               <w:rPr>
-                <w:rFonts w:ascii="Calibri" w:hAnsi="Calibri"/>
+                <w:rFonts w:ascii="Times New Roman" w:hAnsi="Times New Roman"/>
                 <w:sz w:val="18"/>
               </w:rPr>
               <w:t>Per-pixel calibrated-uncertainty product; three-epoch acceleration analysis; extension beyond Taylor Valley where REMA supports it; synthesis</w:t>
@@ -1790,7 +1802,7 @@
             </w:pPr>
             <w:r>
               <w:rPr>
-                <w:rFonts w:ascii="Calibri" w:hAnsi="Calibri"/>
+                <w:rFonts w:ascii="Times New Roman" w:hAnsi="Times New Roman"/>
                 <w:sz w:val="18"/>
               </w:rPr>
               <w:t>Synthesis paper; public data products with DOIs</w:t>
@@ -1810,7 +1822,7 @@
       <w:pPr>
         <w:spacing w:after="120"/>
         <w:rPr>
-          <w:rFonts w:ascii="Calibri" w:hAnsi="Calibri"/>
+          <w:rFonts w:ascii="Times New Roman" w:hAnsi="Times New Roman"/>
         </w:rPr>
       </w:pPr>
       <w:r>
@@ -1825,7 +1837,7 @@
       </w:r>
       <w:r>
         <w:rPr>
-          <w:rFonts w:ascii="Calibri" w:hAnsi="Calibri"/>
+          <w:rFonts w:ascii="Times New Roman" w:hAnsi="Times New Roman"/>
         </w:rPr>
         <w:t>All inputs are public and cited to source (NASA ATM, NCALM/OpenTopography, PGC REMA, MCM-LTER/EDI, Copernicus ERA5, AMPS/GDEX). All derived products — change rasters, process-classified change maps, per-stream rate tables, uncertainty layers, channel outlines, and processing code — will be released open-access with DOIs (Zenodo / EDI). Heavy regenerable rasters stay out of version control; scripts, tables, and figures are tracked. Products carry explicit coordinate-system, method, and uncertainty metadata.</w:t>
       </w:r>
@@ -1834,13 +1846,13 @@
       <w:pPr>
         <w:spacing w:before="140" w:after="60"/>
         <w:rPr>
-          <w:rFonts w:ascii="Calibri" w:hAnsi="Calibri"/>
+          <w:rFonts w:ascii="Times New Roman" w:hAnsi="Times New Roman"/>
           <w:sz w:val="28"/>
         </w:rPr>
       </w:pPr>
       <w:r>
         <w:rPr>
-          <w:rFonts w:ascii="Calibri" w:hAnsi="Calibri"/>
+          <w:rFonts w:ascii="Times New Roman" w:hAnsi="Times New Roman"/>
           <w:b/>
           <w:sz w:val="32"/>
         </w:rPr>
@@ -1853,19 +1865,19 @@
       </w:pPr>
       <w:r>
         <w:rPr>
-          <w:rFonts w:ascii="Calibri" w:hAnsi="Calibri"/>
+          <w:rFonts w:ascii="Times New Roman" w:hAnsi="Times New Roman"/>
         </w:rPr>
         <w:t>[1] Barlow, M. C. (2026). A Comprehensive Spatial Analysis of Stream Boundary and Geomorphological Change Detection: McMurdo Dry Valleys, Antarctica. PhD Dissertation.</w:t>
       </w:r>
       <w:r>
         <w:rPr>
-          <w:rFonts w:ascii="Calibri" w:hAnsi="Calibri"/>
+          <w:rFonts w:ascii="Times New Roman" w:hAnsi="Times New Roman"/>
           <w:i/>
         </w:rPr>
       </w:r>
       <w:r>
         <w:rPr>
-          <w:rFonts w:ascii="Calibri" w:hAnsi="Calibri"/>
+          <w:rFonts w:ascii="Times New Roman" w:hAnsi="Times New Roman"/>
         </w:rPr>
       </w:r>
     </w:p>
@@ -1875,20 +1887,20 @@
       </w:pPr>
       <w:r>
         <w:rPr>
-          <w:rFonts w:ascii="Calibri" w:hAnsi="Calibri"/>
+          <w:rFonts w:ascii="Times New Roman" w:hAnsi="Times New Roman"/>
         </w:rPr>
         <w:t xml:space="preserve">[2] Barlow, M. C., Zhu, X., &amp; Glennie, C. L. (2022). Stream Boundary Detection of a Hyper-Arid, Polar Region Using a U-Net Architecture: Taylor Valley, Antarctica. </w:t>
       </w:r>
       <w:r>
         <w:rPr>
-          <w:rFonts w:ascii="Calibri" w:hAnsi="Calibri"/>
+          <w:rFonts w:ascii="Times New Roman" w:hAnsi="Times New Roman"/>
           <w:i/>
         </w:rPr>
         <w:t>Remote Sensing</w:t>
       </w:r>
       <w:r>
         <w:rPr>
-          <w:rFonts w:ascii="Calibri" w:hAnsi="Calibri"/>
+          <w:rFonts w:ascii="Times New Roman" w:hAnsi="Times New Roman"/>
         </w:rPr>
         <w:t xml:space="preserve"> 14(1):234.</w:t>
       </w:r>
@@ -1899,20 +1911,20 @@
       </w:pPr>
       <w:r>
         <w:rPr>
-          <w:rFonts w:ascii="Calibri" w:hAnsi="Calibri"/>
+          <w:rFonts w:ascii="Times New Roman" w:hAnsi="Times New Roman"/>
         </w:rPr>
         <w:t xml:space="preserve">[3] Höhle, J., &amp; Höhle, M. (2009). Accuracy assessment of digital elevation models by means of robust statistical methods. </w:t>
       </w:r>
       <w:r>
         <w:rPr>
-          <w:rFonts w:ascii="Calibri" w:hAnsi="Calibri"/>
+          <w:rFonts w:ascii="Times New Roman" w:hAnsi="Times New Roman"/>
           <w:i/>
         </w:rPr>
         <w:t>ISPRS J. Photogramm. Remote Sens.</w:t>
       </w:r>
       <w:r>
         <w:rPr>
-          <w:rFonts w:ascii="Calibri" w:hAnsi="Calibri"/>
+          <w:rFonts w:ascii="Times New Roman" w:hAnsi="Times New Roman"/>
         </w:rPr>
         <w:t xml:space="preserve"> 64(4):398–406.</w:t>
       </w:r>
@@ -1923,21 +1935,21 @@
       </w:pPr>
       <w:r>
         <w:rPr>
-          <w:rFonts w:ascii="Calibri" w:hAnsi="Calibri"/>
+          <w:rFonts w:ascii="Times New Roman" w:hAnsi="Times New Roman"/>
         </w:rPr>
         <w:lastRenderedPageBreak/>
         <w:t xml:space="preserve">[4] Howat, I. M., et al. (2019). The Reference Elevation Model of Antarctica (REMA). </w:t>
       </w:r>
       <w:r>
         <w:rPr>
-          <w:rFonts w:ascii="Calibri" w:hAnsi="Calibri"/>
+          <w:rFonts w:ascii="Times New Roman" w:hAnsi="Times New Roman"/>
           <w:i/>
         </w:rPr>
         <w:t>The Cryosphere</w:t>
       </w:r>
       <w:r>
         <w:rPr>
-          <w:rFonts w:ascii="Calibri" w:hAnsi="Calibri"/>
+          <w:rFonts w:ascii="Times New Roman" w:hAnsi="Times New Roman"/>
         </w:rPr>
         <w:t xml:space="preserve"> 13:665–674.</w:t>
       </w:r>
@@ -1948,20 +1960,20 @@
       </w:pPr>
       <w:r>
         <w:rPr>
-          <w:rFonts w:ascii="Calibri" w:hAnsi="Calibri"/>
+          <w:rFonts w:ascii="Times New Roman" w:hAnsi="Times New Roman"/>
         </w:rPr>
         <w:t xml:space="preserve">[5] Ronneberger, O., Fischer, P., &amp; Brox, T. (2015). U-Net: Convolutional Networks for Biomedical Image Segmentation. </w:t>
       </w:r>
       <w:r>
         <w:rPr>
-          <w:rFonts w:ascii="Calibri" w:hAnsi="Calibri"/>
+          <w:rFonts w:ascii="Times New Roman" w:hAnsi="Times New Roman"/>
           <w:i/>
         </w:rPr>
         <w:t>MICCAI</w:t>
       </w:r>
       <w:r>
         <w:rPr>
-          <w:rFonts w:ascii="Calibri" w:hAnsi="Calibri"/>
+          <w:rFonts w:ascii="Times New Roman" w:hAnsi="Times New Roman"/>
         </w:rPr>
         <w:t xml:space="preserve"> 234–241.</w:t>
       </w:r>
@@ -1972,7 +1984,7 @@
       </w:pPr>
       <w:r>
         <w:rPr>
-          <w:rFonts w:ascii="Calibri" w:hAnsi="Calibri"/>
+          <w:rFonts w:ascii="Times New Roman" w:hAnsi="Times New Roman"/>
         </w:rPr>
         <w:t xml:space="preserve">[6] McMurdo Dry Valleys LTER. Stream, meteorology, glacier, and soil datasets. Environmental Data Initiative (EDI), </w:t>
       </w:r>
@@ -1981,7 +1993,7 @@
       </w:r>
       <w:r>
         <w:rPr>
-          <w:rFonts w:ascii="Calibri" w:hAnsi="Calibri"/>
+          <w:rFonts w:ascii="Times New Roman" w:hAnsi="Times New Roman"/>
         </w:rPr>
         <w:t>.</w:t>
       </w:r>
@@ -1992,20 +2004,20 @@
       </w:pPr>
       <w:r>
         <w:rPr>
-          <w:rFonts w:ascii="Calibri" w:hAnsi="Calibri"/>
+          <w:rFonts w:ascii="Times New Roman" w:hAnsi="Times New Roman"/>
         </w:rPr>
         <w:t xml:space="preserve">[7] Hersbach, H., et al. (2020). The ERA5 global reanalysis. </w:t>
       </w:r>
       <w:r>
         <w:rPr>
-          <w:rFonts w:ascii="Calibri" w:hAnsi="Calibri"/>
+          <w:rFonts w:ascii="Times New Roman" w:hAnsi="Times New Roman"/>
           <w:i/>
         </w:rPr>
         <w:t>Q. J. R. Meteorol. Soc.</w:t>
       </w:r>
       <w:r>
         <w:rPr>
-          <w:rFonts w:ascii="Calibri" w:hAnsi="Calibri"/>
+          <w:rFonts w:ascii="Times New Roman" w:hAnsi="Times New Roman"/>
         </w:rPr>
         <w:t xml:space="preserve"> 146:1999–2049.</w:t>
       </w:r>
@@ -2016,31 +2028,31 @@
       </w:pPr>
       <w:r>
         <w:rPr>
-          <w:rFonts w:ascii="Calibri" w:hAnsi="Calibri"/>
+          <w:rFonts w:ascii="Times New Roman" w:hAnsi="Times New Roman"/>
         </w:rPr>
         <w:t xml:space="preserve">[8] Schenk, T., Csatho, B., Ahn, Y., Yoon, T., Shin, S. W., &amp; Huh, K. I. (2004). DEM generation from the Antarctic </w:t>
       </w:r>
       <w:r>
         <w:rPr>
-          <w:rFonts w:ascii="Calibri" w:hAnsi="Calibri"/>
-        </w:rPr>
-        <w:t xml:space="preserve">lidar</w:t>
-      </w:r>
-      <w:r>
-        <w:rPr>
-          <w:rFonts w:ascii="Calibri" w:hAnsi="Calibri"/>
+          <w:rFonts w:ascii="Times New Roman" w:hAnsi="Times New Roman"/>
+        </w:rPr>
+        <w:t xml:space="preserve">LiDAR</w:t>
+      </w:r>
+      <w:r>
+        <w:rPr>
+          <w:rFonts w:ascii="Times New Roman" w:hAnsi="Times New Roman"/>
         </w:rPr>
         <w:t xml:space="preserve"> data: Site report. US Geological Survey.</w:t>
       </w:r>
       <w:r>
         <w:rPr>
-          <w:rFonts w:ascii="Calibri" w:hAnsi="Calibri"/>
+          <w:rFonts w:ascii="Times New Roman" w:hAnsi="Times New Roman"/>
           <w:i/>
         </w:rPr>
       </w:r>
       <w:r>
         <w:rPr>
-          <w:rFonts w:ascii="Calibri" w:hAnsi="Calibri"/>
+          <w:rFonts w:ascii="Times New Roman" w:hAnsi="Times New Roman"/>
         </w:rPr>
       </w:r>
     </w:p>
@@ -2050,39 +2062,33 @@
       </w:pPr>
       <w:r>
         <w:rPr>
-          <w:rFonts w:ascii="Calibri" w:hAnsi="Calibri"/>
+          <w:rFonts w:ascii="Times New Roman" w:hAnsi="Times New Roman"/>
         </w:rPr>
         <w:t xml:space="preserve">[9] Fountain, A. G., et al. (1999). Physical controls on the Taylor Valley ecosystem, Antarctica. BioScience 49(12):961</w:t>
       </w:r>
       <w:r>
         <w:rPr>
-          <w:rFonts w:ascii="Calibri" w:hAnsi="Calibri"/>
+          <w:rFonts w:ascii="Times New Roman" w:hAnsi="Times New Roman"/>
         </w:rPr>
         <w:t xml:space="preserve">–</w:t>
       </w:r>
       <w:r>
         <w:rPr>
-          <w:rFonts w:ascii="Calibri" w:hAnsi="Calibri"/>
+          <w:rFonts w:ascii="Times New Roman" w:hAnsi="Times New Roman"/>
         </w:rPr>
         <w:t xml:space="preserve">971.</w:t>
       </w:r>
       <w:r>
         <w:rPr>
-          <w:rFonts w:ascii="Calibri" w:hAnsi="Calibri"/>
+          <w:rFonts w:ascii="Times New Roman" w:hAnsi="Times New Roman"/>
           <w:i/>
         </w:rPr>
       </w:r>
       <w:r>
         <w:rPr>
-          <w:rFonts w:ascii="Calibri" w:hAnsi="Calibri"/>
-        </w:rPr>
-      </w:r>
-    </w:p>
-    <w:p>
-      <w:pPr>
-        <w:pStyle w:val="Default"/>
-        <w:rPr/>
-      </w:pPr>
+          <w:rFonts w:ascii="Times New Roman" w:hAnsi="Times New Roman"/>
+        </w:rPr>
+      </w:r>
     </w:p>
     <w:sectPr>
       <w:pgSz w:w="12240" w:h="15840"/>
@@ -2977,14 +2983,14 @@
     <w:rPrDefault>
       <w:rPr>
         <w:rFonts w:asciiTheme="minorHAnsi" w:eastAsiaTheme="minorHAnsi" w:hAnsiTheme="minorHAnsi" w:cstheme="minorBidi"/>
-        <w:sz w:val="22"/>
-        <w:szCs w:val="22"/>
+        <w:sz w:val="24"/>
+        <w:szCs w:val="24"/>
         <w:lang w:val="en-US" w:eastAsia="en-US" w:bidi="ar-SA"/>
       </w:rPr>
     </w:rPrDefault>
     <w:pPrDefault>
       <w:pPr>
-        <w:spacing w:after="160" w:line="259" w:lineRule="auto"/>
+        <w:spacing w:after="120" w:line="240" w:lineRule="auto"/>
       </w:pPr>
     </w:pPrDefault>
   </w:docDefaults>
@@ -3518,7 +3524,7 @@
       <w:spacing w:after="0" w:line="240" w:lineRule="auto"/>
     </w:pPr>
     <w:rPr>
-      <w:rFonts w:ascii="Arial" w:hAnsi="Arial" w:cs="Arial"/>
+      <w:rFonts w:ascii="Times New Roman" w:hAnsi="Arial" w:cs="Arial"/>
       <w:color w:val="000000"/>
       <w:sz w:val="24"/>
       <w:szCs w:val="24"/>
@@ -3570,7 +3576,7 @@
     </a:clrScheme>
     <a:fontScheme name="Office">
       <a:majorFont>
-        <a:latin typeface="Calibri Light" panose="020F0302020204030204"/>
+        <a:latin typeface="Times New Roman" panose="020F0302020204030204"/>
         <a:ea typeface=""/>
         <a:cs typeface=""/>
         <a:font script="Jpan" typeface="ＭＳ ゴシック"/>
@@ -3605,7 +3611,7 @@
         <a:font script="Geor" typeface="Sylfaen"/>
       </a:majorFont>
       <a:minorFont>
-        <a:latin typeface="Calibri" panose="020F0502020204030204"/>
+        <a:latin typeface="Times New Roman" panose="020F0502020204030204"/>
         <a:ea typeface=""/>
         <a:cs typeface=""/>
         <a:font script="Jpan" typeface="ＭＳ 明朝"/>

--- a/barlow/docs/finesst_proposal_v9.docx
+++ b/barlow/docs/finesst_proposal_v9.docx
@@ -125,7 +125,7 @@
           <w:color w:val="404040"/>
           <w:sz w:val="24"/>
         </w:rPr>
-        <w:t xml:space="preserve">Figure 1. Study area. (A) The McMurdo Dry Valleys within Antarctica (coastline: Natural Earth). (B) Hillshade of the study-area lidar DEM (1 m), showing the incised valley-floor channels this project measures</w:t>
+        <w:t xml:space="preserve">Figure 1. Study area. (A) The McMurdo Dry Valleys within Antarctica (coastline: Natural Earth). (B) Hillshade of the study-area LiDAR DEM (1 m), showing the incised valley-floor channels this project measures</w:t>
       </w:r>
       <w:r>
         <w:rPr>
@@ -227,7 +227,7 @@
         <w:t xml:space="preserve">Initial verification that repeat</w:t>
       </w:r>
       <w:r>
-        <w:t xml:space="preserve">-acquisition airborne lidar and valley-</w:t>
+        <w:t xml:space="preserve">-acquisition airborne LiDAR and valley-</w:t>
       </w:r>
       <w:r>
         <w:t xml:space="preserve">wide REMA (Reference Elevation Model of Antarctica) satellite DEMs [4] are precise and high-resolution enough to detect stream-corridor change once aligned to external control.</w:t>
@@ -346,13 +346,13 @@
         <w:t xml:space="preserve">2001 baseline is NASA data — an airborne </w:t>
       </w:r>
       <w:r>
-        <w:t xml:space="preserve">lidar</w:t>
+        <w:t xml:space="preserve">LiDAR</w:t>
       </w:r>
       <w:r>
         <w:t xml:space="preserve"> swath never fully exploited for surface change </w:t>
       </w:r>
       <w:r>
-        <w:t xml:space="preserve">[8]. The project turns the airborne lidar, REMA satellite DEMs (corrected and controlled by airborne lidar and ICESat-2 observations) and reanalysis</w:t>
+        <w:t xml:space="preserve">[8]. The project turns the airborne LiDAR, REMA satellite DEMs (corrected and controlled by airborne LiDAR and ICESat-2 observations) and reanalysis</w:t>
       </w:r>
       <w:r>
         <w:t xml:space="preserve"> into a continuing, uncertainty-calibrated record of climate-driven surface change in the Dry Valleys. The methods travel beyond the site to any elevation-differencing problem, including the surface-change records NASA missions such as ICESat-2 and NISAR produce. The analysis will also enable future change detection from the high</w:t>
@@ -473,7 +473,7 @@
       </w:pPr>
       <w:commentRangeStart w:id="92"/>
       <w:r>
-        <w:t>Process attribution along the stream corridor. Beyond the channel centerline, classify change in the near-channel corridor — channel shift and avulsion, bank thaw and subsidence, and fan growth — by process type. Bedrock and stable soils outside the corridor provide the fixed reference used to georeference the REMA satellite DEM to the airborne lidar, so change is measured against genuinely stable ground rather than an assumption that the whole surface is moving.</w:t>
+        <w:t>Process attribution along the stream corridor. Beyond the channel centerline, classify change in the near-channel corridor — channel shift and avulsion, bank thaw and subsidence, and fan growth — by process type. Bedrock and stable soils outside the corridor provide the fixed reference used to georeference the REMA satellite DEM to the airborne LiDAR, so change is measured against genuinely stable ground rather than an assumption that the whole surface is moving.</w:t>
       </w:r>
       <w:commentRangeEnd w:id="92"/>
       <w:r>
@@ -492,7 +492,7 @@
         <w:t xml:space="preserve">The satellite record past 2014 exists only on the free REMA DEM, whose elevations are tricky to combine with </w:t>
       </w:r>
       <w:r>
-        <w:t xml:space="preserve">lidar</w:t>
+        <w:t xml:space="preserve">LiDAR</w:t>
       </w:r>
       <w:r>
         <w:t xml:space="preserve"> in terrain-dependent ways. Correcting that is part of the method, not a chief objective.</w:t>
@@ -594,7 +594,7 @@
           <w:color w:val="404040"/>
           <w:sz w:val="24"/>
         </w:rPr>
-        <w:t>Figure 2. Planned detection-to-attribution workflow: three DEM epochs, co-registration to airborne-lidar and ICESat-2 control, DEM-of-Difference, per-pixel detection floor, then the O1 (channel), O2 (stream-corridor), and O3 (uncertainty) objectives. Method schematic; no results shown.</w:t>
+        <w:t>Figure 2. Planned detection-to-attribution workflow: three DEM epochs, co-registration to airborne-LiDAR and ICESat-2 control, DEM-of-Difference, per-pixel detection floor, then the O1 (channel), O2 (stream-corridor), and O3 (uncertainty) objectives. Method schematic; no results shown.</w:t>
       </w:r>
       <w:commentRangeEnd w:id="94"/>
       <w:r>
@@ -730,7 +730,7 @@
         <w:t xml:space="preserve">As mentioned before, I measure the REMA-minus-</w:t>
       </w:r>
       <w:r>
-        <w:t xml:space="preserve">lidar</w:t>
+        <w:t xml:space="preserve">LiDAR</w:t>
       </w:r>
       <w:r>
         <w:t xml:space="preserve"> difference over stable ground, model it against slope and aspect, and remove that bias before mixing the two sensors in any differencing.</w:t>
@@ -793,7 +793,7 @@
         <w:t xml:space="preserve"> [3]</w:t>
       </w:r>
       <w:r>
-        <w:t xml:space="preserve">, since elevation errors here are heavy-tailed and an ordinary standard deviation would be thrown off by a few blunders. The noise scale throughout is the NMAD (1.4826 times the median absolute deviation from the median). For a single surface the detection floor is LOD95 = 1.96 x NMAD; since a difference subtracts two noisy surfaces, their NMADs add in quadrature, so the differencing floor is 1.96 x sqrt(NMAD1^2 + NMAD2^2), the change that noise alone clears only 5% of the time. Everything (DEMs, channel outlines, driver fields) is reprojected to one common Antarctic polar-stereographic grid (EPSG:3294) first, and the two lidar epochs (2 m and 1 m native) are resampled to a shared cell size before differencing.</w:t>
+        <w:t xml:space="preserve">, since elevation errors here are heavy-tailed and an ordinary standard deviation would be thrown off by a few blunders. The noise scale throughout is the NMAD (1.4826 times the median absolute deviation from the median). For a single surface the detection floor is LOD95 = 1.96 x NMAD; since a difference subtracts two noisy surfaces, their NMADs add in quadrature, so the differencing floor is 1.96 x sqrt(NMAD1^2 + NMAD2^2), the change that noise alone clears only 5% of the time. Everything (DEMs, channel outlines, driver fields) is reprojected to one common Antarctic polar-stereographic grid (EPSG:3294) first, and the two LiDAR epochs (2 m and 1 m native) are resampled to a shared cell size before differencing.</w:t>
       </w:r>
     </w:p>
     <w:p>
@@ -912,7 +912,7 @@
                 <w:rFonts w:ascii="Times New Roman" w:hAnsi="Times New Roman"/>
                 <w:sz w:val="18"/>
               </w:rPr>
-              <w:t>2001 airborne lidar DEM (2 m)</w:t>
+              <w:t>2001 airborne LiDAR DEM (2 m)</w:t>
             </w:r>
           </w:p>
         </w:tc>
@@ -968,7 +968,7 @@
                 <w:rFonts w:ascii="Times New Roman" w:hAnsi="Times New Roman"/>
                 <w:sz w:val="18"/>
               </w:rPr>
-              <w:t>2014 airborne lidar DEM (1 m) + point cloud</w:t>
+              <w:t>2014 airborne LiDAR DEM (1 m) + point cloud</w:t>
             </w:r>
           </w:p>
         </w:tc>
@@ -1551,7 +1551,7 @@
         <w:t xml:space="preserve">Even so, the proposal is worth doing. The MDV streams are the most direct, measurable climate response in one of Earth's most stable landscapes, and the data — two </w:t>
       </w:r>
       <w:r>
-        <w:t xml:space="preserve">lidar</w:t>
+        <w:t xml:space="preserve">LiDAR</w:t>
       </w:r>
       <w:r>
         <w:t xml:space="preserve"> epochs, a satellite record, and LTER station records — already exist and are free.</w:t>
@@ -2193,7 +2193,7 @@
           <w:sz w:val="20"/>
           <w:szCs w:val="20"/>
         </w:rPr>
-        <w:t xml:space="preserve">You have NCALM lidar data here, but haven't mentioned it previously.  </w:t>
+        <w:t xml:space="preserve">You have NCALM LiDAR data here, but haven't mentioned it previously.  </w:t>
       </w:r>
     </w:p>
     <w:p/>
